--- a/mps-nivel-c/oficial/04_registros/AASP_CNJ/CR-AASPCNJ01-001_Change-Request.docx
+++ b/mps-nivel-c/oficial/04_registros/AASP_CNJ/CR-AASPCNJ01-001_Change-Request.docx
@@ -1013,7 +1013,7 @@
                 <w:i w:val="0"/>
                 <w:sz w:val="20"/>
               </w:rPr>
-              <w:t>Abraão Oliveira / Carlos Alves</w:t>
+              <w:t>Cezar Hiraki Velazquez / Marcos Correa Fernandez Turnes</w:t>
             </w:r>
           </w:p>
         </w:tc>

--- a/mps-nivel-c/oficial/04_registros/AASP_CNJ/CR-AASPCNJ01-001_Change-Request.docx
+++ b/mps-nivel-c/oficial/04_registros/AASP_CNJ/CR-AASPCNJ01-001_Change-Request.docx
@@ -1013,7 +1013,7 @@
                 <w:i w:val="0"/>
                 <w:sz w:val="20"/>
               </w:rPr>
-              <w:t>Cezar Hiraki Velazquez / Marcos Correa Fernandez Turnes</w:t>
+              <w:t>Cézar Hiraki Velázquez / Marcos Correa Fernandez Turnes</w:t>
             </w:r>
           </w:p>
         </w:tc>

--- a/mps-nivel-c/oficial/04_registros/AASP_CNJ/CR-AASPCNJ01-001_Change-Request.docx
+++ b/mps-nivel-c/oficial/04_registros/AASP_CNJ/CR-AASPCNJ01-001_Change-Request.docx
@@ -34,7 +34,7 @@
           <w:color w:val="555555"/>
           <w:sz w:val="20"/>
         </w:rPr>
-        <w:t>CR-AASPCNJ01-001   ·   Versão Data   ·   Mai/2026   ·   Timeware Brasil</w:t>
+        <w:t>CR-AASPCNJ01-001   ·   Versão 1.0   ·   11/06/2026   ·   Timeware Brasil</w:t>
       </w:r>
     </w:p>
     <w:p>

--- a/mps-nivel-c/oficial/04_registros/AASP_CNJ/CR-AASPCNJ01-001_Change-Request.docx
+++ b/mps-nivel-c/oficial/04_registros/AASP_CNJ/CR-AASPCNJ01-001_Change-Request.docx
@@ -418,7 +418,7 @@
           <w:i w:val="0"/>
           <w:sz w:val="22"/>
         </w:rPr>
-        <w:t>A integração CNJ tem maior impacto financeiro e operacional (cobertura universal e economia de ~R$ 180 mil/ano). Concentrar os recursos disponíveis na sua entrega maximiza o retorno no curto prazo; a 2ª instância do EPROC é retomada em seguida, sem perda de escopo.</w:t>
+        <w:t>A integração CNJ tem maior impacto financeiro e operacional (cobertura universal e economia de ~R$ 176 mil/ano). Concentrar os recursos disponíveis na sua entrega maximiza o retorno no curto prazo; a 2ª instância do EPROC é retomada em seguida, sem perda de escopo.</w:t>
       </w:r>
     </w:p>
     <w:p>

--- a/mps-nivel-c/oficial/04_registros/AASP_CNJ/CR-AASPCNJ01-001_Change-Request.docx
+++ b/mps-nivel-c/oficial/04_registros/AASP_CNJ/CR-AASPCNJ01-001_Change-Request.docx
@@ -34,7 +34,7 @@
           <w:color w:val="555555"/>
           <w:sz w:val="20"/>
         </w:rPr>
-        <w:t>CR-AASPCNJ01-001   ·   Versão Data   ·   Mai/2026   ·   Timeware Brasil</w:t>
+        <w:t>CR-AASPCNJ01-001   ·   Versão 1.0   ·   11/06/2026   ·   Timeware Brasil</w:t>
       </w:r>
     </w:p>
     <w:p>
@@ -418,7 +418,7 @@
           <w:i w:val="0"/>
           <w:sz w:val="22"/>
         </w:rPr>
-        <w:t>A integração CNJ tem maior impacto financeiro e operacional (cobertura universal e economia de ~R$ 180 mil/ano). Concentrar os recursos disponíveis na sua entrega maximiza o retorno no curto prazo; a 2ª instância do EPROC é retomada em seguida, sem perda de escopo.</w:t>
+        <w:t>A integração CNJ tem maior impacto financeiro e operacional (cobertura universal e economia de ~R$ 176 mil/ano). Concentrar os recursos disponíveis na sua entrega maximiza o retorno no curto prazo; a 2ª instância do EPROC é retomada em seguida, sem perda de escopo.</w:t>
       </w:r>
     </w:p>
     <w:p>
@@ -1013,7 +1013,7 @@
                 <w:i w:val="0"/>
                 <w:sz w:val="20"/>
               </w:rPr>
-              <w:t>Abraão Oliveira / Carlos Alves</w:t>
+              <w:t>Cézar Hiraki Velázquez / Marcos Correa Fernandez Turnes</w:t>
             </w:r>
           </w:p>
         </w:tc>

--- a/mps-nivel-c/oficial/04_registros/AASP_CNJ/CR-AASPCNJ01-001_Change-Request.docx
+++ b/mps-nivel-c/oficial/04_registros/AASP_CNJ/CR-AASPCNJ01-001_Change-Request.docx
@@ -1295,7 +1295,7 @@
                 <w:i w:val="0"/>
                 <w:sz w:val="20"/>
               </w:rPr>
-              <w:t>11/06/2026</w:t>
+              <w:t>13/05/2026</w:t>
             </w:r>
           </w:p>
         </w:tc>
@@ -1320,7 +1320,7 @@
                 <w:i w:val="0"/>
                 <w:sz w:val="20"/>
               </w:rPr>
-              <w:t>Time de Melhoria Contínua</w:t>
+              <w:t>Abraão Oliveira (Gerente de Projeto)</w:t>
             </w:r>
           </w:p>
         </w:tc>
@@ -1345,7 +1345,7 @@
                 <w:i w:val="0"/>
                 <w:sz w:val="20"/>
               </w:rPr>
-              <w:t>Change request formalizando a pausa/retomada da 2ª instância EPROC, a partir do Registro de Projeto AASP_CNJ v1.0 (08/06/2026).</w:t>
+              <w:t>Change request da pausa e retomada da 2ª instância EPROC.</w:t>
             </w:r>
           </w:p>
         </w:tc>

--- a/mps-nivel-c/oficial/04_registros/AASP_CNJ/CR-AASPCNJ01-001_Change-Request.docx
+++ b/mps-nivel-c/oficial/04_registros/AASP_CNJ/CR-AASPCNJ01-001_Change-Request.docx
@@ -1065,7 +1065,7 @@
                 <w:i w:val="0"/>
                 <w:sz w:val="20"/>
               </w:rPr>
-              <w:t>Alinhamento registrado no ClickUp; GDE-AASPCNJ01-001 (D06)</w:t>
+              <w:t>Alinhamento registrado no GitLab (issue/board); GDE-AASPCNJ01-001 (D06)</w:t>
             </w:r>
           </w:p>
         </w:tc>
@@ -1295,7 +1295,7 @@
                 <w:i w:val="0"/>
                 <w:sz w:val="20"/>
               </w:rPr>
-              <w:t>11/06/2026</w:t>
+              <w:t>13/05/2026</w:t>
             </w:r>
           </w:p>
         </w:tc>
@@ -1320,7 +1320,7 @@
                 <w:i w:val="0"/>
                 <w:sz w:val="20"/>
               </w:rPr>
-              <w:t>Time de Melhoria Contínua</w:t>
+              <w:t>Gerente de Projeto</w:t>
             </w:r>
           </w:p>
         </w:tc>

--- a/mps-nivel-c/oficial/04_registros/AASP_CNJ/CR-AASPCNJ01-001_Change-Request.docx
+++ b/mps-nivel-c/oficial/04_registros/AASP_CNJ/CR-AASPCNJ01-001_Change-Request.docx
@@ -34,7 +34,7 @@
           <w:color w:val="555555"/>
           <w:sz w:val="20"/>
         </w:rPr>
-        <w:t>CR-AASPCNJ01-001   ·   Versão 1.0   ·   11/06/2026   ·   Timeware Brasil</w:t>
+        <w:t>CR-AASPCNJ01-001   ·   Versão 1.0   ·   13/05/2026   ·   Timeware Brasil</w:t>
       </w:r>
     </w:p>
     <w:p>
@@ -1345,7 +1345,7 @@
                 <w:i w:val="0"/>
                 <w:sz w:val="20"/>
               </w:rPr>
-              <w:t>Change request formalizando a pausa/retomada da 2ª instância EPROC, a partir do Registro de Projeto AASP_CNJ v1.0 (08/06/2026).</w:t>
+              <w:t>Change request formalizando a pausa/retomada da 2ª instância EPROC, a partir do Registro de Projeto AASP_CNJ v1.0.</w:t>
             </w:r>
           </w:p>
         </w:tc>
